--- a/submission_package/stage22_m20_review_response/supplementary/supplementary_information.docx
+++ b/submission_package/stage22_m20_review_response/supplementary/supplementary_information.docx
@@ -902,6 +902,28 @@
       </w:r>
       <w:r>
         <w:t xml:space="preserve">Search-evidence and canonical-reference file hashes.</w:t>
+      </w:r>
+    </w:p>
+    <w:p>
+      <w:pPr>
+        <w:pStyle w:val="Compact"/>
+        <w:numPr>
+          <w:ilvl w:val="0"/>
+          <w:numId w:val="1001"/>
+        </w:numPr>
+      </w:pPr>
+      <w:r>
+        <w:rPr>
+          <w:b/>
+          <w:bCs/>
+        </w:rPr>
+        <w:t xml:space="preserve">Supplementary Table S28.</w:t>
+      </w:r>
+      <w:r>
+        <w:t xml:space="preserve"> </w:t>
+      </w:r>
+      <w:r>
+        <w:t xml:space="preserve">Exact repeated H7 donor labels between GSE99339 and GSE104948, plus GEO-declared historical CDF lineage linking GSE104948 with GSE47183 and GSE32591; inferential actions and evidence boundaries are explicit.</w:t>
       </w:r>
     </w:p>
     <w:bookmarkEnd w:id="26"/>
